--- a/docs/content/quarto/leaf_report_template.docx
+++ b/docs/content/quarto/leaf_report_template.docx
@@ -31,7 +31,7 @@
         <w:pStyle w:val="Date"/>
       </w:pPr>
       <w:r>
-        <w:t xml:space="preserve">2026-09-04</w:t>
+        <w:t xml:space="preserve">2026-09-08</w:t>
       </w:r>
     </w:p>
     <w:sdt>

--- a/docs/content/quarto/leaf_report_template.docx
+++ b/docs/content/quarto/leaf_report_template.docx
@@ -90,7 +90,7 @@
         <w:t xml:space="preserve"> </w:t>
       </w:r>
       <w:r>
-        <w:t xml:space="preserve">to capture more of the limited light. In this study we measured leaf weight on the</w:t>
+        <w:t xml:space="preserve">to capture more of the limited light. In this study we measured leaf mass on the</w:t>
       </w:r>
       <w:r>
         <w:t xml:space="preserve"> </w:t>
@@ -144,7 +144,7 @@
         <w:t xml:space="preserve"> </w:t>
       </w:r>
       <w:r>
-        <w:t xml:space="preserve">there is no difference in mean leaf weight between sides.</w:t>
+        <w:t xml:space="preserve">there is no difference in mean leaf mass between sides.</w:t>
       </w:r>
     </w:p>
     <w:p>
@@ -166,7 +166,7 @@
         <w:t xml:space="preserve"> </w:t>
       </w:r>
       <w:r>
-        <w:t xml:space="preserve">mean leaf weight differs between sides.</w:t>
+        <w:t xml:space="preserve">mean leaf mass differs between sides.</w:t>
       </w:r>
     </w:p>
     <w:bookmarkEnd w:id="9"/>
@@ -184,7 +184,7 @@
         <w:pStyle w:val="FirstParagraph"/>
       </w:pPr>
       <w:r>
-        <w:t xml:space="preserve">We recorded the weight (g) of leaves sampled from each side of the tree. All analysis was done in R with the tidyverse, and this report was produced in Quarto so that every number and figure below is computed directly from the raw data.</w:t>
+        <w:t xml:space="preserve">We recorded the mass (g) of leaves sampled from each side of the tree. All analysis was done in R with the tidyverse, and this report was produced in Quarto so that every number and figure below is computed directly from the raw data.</w:t>
       </w:r>
     </w:p>
     <w:bookmarkEnd w:id="10"/>
@@ -210,7 +210,7 @@
         <w:pStyle w:val="TableCaption"/>
       </w:pPr>
       <w:r>
-        <w:t xml:space="preserve">Table 1. Leaf weight (g) by side of tree.</w:t>
+        <w:t xml:space="preserve">Table 1. Leaf mass (g) by shade.</w:t>
       </w:r>
     </w:p>
     <w:tbl>
@@ -218,7 +218,7 @@
         <w:tblStyle w:val="Table"/>
         <w:tblW w:type="auto" w:w="0"/>
         <w:tblLook w:firstRow="1" w:lastRow="0" w:firstColumn="0" w:lastColumn="0" w:noHBand="0" w:noVBand="0" w:val="0020"/>
-        <w:tblCaption w:val="Table 1. Leaf weight (g) by side of tree."/>
+        <w:tblCaption w:val="Table 1. Leaf mass (g) by shade."/>
       </w:tblPr>
       <w:tblGrid>
         <w:gridCol w:w="1584"/>
@@ -239,7 +239,7 @@
               <w:jc w:val="left"/>
             </w:pPr>
             <w:r>
-              <w:t xml:space="preserve">side</w:t>
+              <w:t xml:space="preserve">shade</w:t>
             </w:r>
           </w:p>
         </w:tc>
@@ -263,7 +263,7 @@
               <w:jc w:val="right"/>
             </w:pPr>
             <w:r>
-              <w:t xml:space="preserve">mean_wt</w:t>
+              <w:t xml:space="preserve">mean_mass</w:t>
             </w:r>
           </w:p>
         </w:tc>
@@ -275,7 +275,7 @@
               <w:jc w:val="right"/>
             </w:pPr>
             <w:r>
-              <w:t xml:space="preserve">sd_wt</w:t>
+              <w:t xml:space="preserve">sd_mass</w:t>
             </w:r>
           </w:p>
         </w:tc>
@@ -287,7 +287,7 @@
               <w:jc w:val="right"/>
             </w:pPr>
             <w:r>
-              <w:t xml:space="preserve">se_wt</w:t>
+              <w:t xml:space="preserve">se_mass</w:t>
             </w:r>
           </w:p>
         </w:tc>
@@ -313,7 +313,7 @@
               <w:jc w:val="right"/>
             </w:pPr>
             <w:r>
-              <w:t xml:space="preserve">10</w:t>
+              <w:t xml:space="preserve">28</w:t>
             </w:r>
           </w:p>
         </w:tc>
@@ -325,7 +325,7 @@
               <w:jc w:val="right"/>
             </w:pPr>
             <w:r>
-              <w:t xml:space="preserve">7.8</w:t>
+              <w:t xml:space="preserve">0.523</w:t>
             </w:r>
           </w:p>
         </w:tc>
@@ -337,7 +337,7 @@
               <w:jc w:val="right"/>
             </w:pPr>
             <w:r>
-              <w:t xml:space="preserve">1.03</w:t>
+              <w:t xml:space="preserve">0.148</w:t>
             </w:r>
           </w:p>
         </w:tc>
@@ -349,7 +349,7 @@
               <w:jc w:val="right"/>
             </w:pPr>
             <w:r>
-              <w:t xml:space="preserve">0.33</w:t>
+              <w:t xml:space="preserve">0.028</w:t>
             </w:r>
           </w:p>
         </w:tc>
@@ -375,7 +375,7 @@
               <w:jc w:val="right"/>
             </w:pPr>
             <w:r>
-              <w:t xml:space="preserve">10</w:t>
+              <w:t xml:space="preserve">25</w:t>
             </w:r>
           </w:p>
         </w:tc>
@@ -387,7 +387,7 @@
               <w:jc w:val="right"/>
             </w:pPr>
             <w:r>
-              <w:t xml:space="preserve">3.8</w:t>
+              <w:t xml:space="preserve">0.505</w:t>
             </w:r>
           </w:p>
         </w:tc>
@@ -399,7 +399,7 @@
               <w:jc w:val="right"/>
             </w:pPr>
             <w:r>
-              <w:t xml:space="preserve">0.79</w:t>
+              <w:t xml:space="preserve">0.210</w:t>
             </w:r>
           </w:p>
         </w:tc>
@@ -411,7 +411,7 @@
               <w:jc w:val="right"/>
             </w:pPr>
             <w:r>
-              <w:t xml:space="preserve">0.25</w:t>
+              <w:t xml:space="preserve">0.042</w:t>
             </w:r>
           </w:p>
         </w:tc>
@@ -422,7 +422,7 @@
         <w:pStyle w:val="BodyText"/>
       </w:pPr>
       <w:r>
-        <w:t xml:space="preserve">Read the mean weight for each side straight from the</w:t>
+        <w:t xml:space="preserve">Read the mean mass for each side straight from the</w:t>
       </w:r>
       <w:r>
         <w:t xml:space="preserve"> </w:t>
@@ -431,7 +431,7 @@
         <w:rPr>
           <w:rStyle w:val="VerbatimChar"/>
         </w:rPr>
-        <w:t xml:space="preserve">mean_wt</w:t>
+        <w:t xml:space="preserve">mean_mass</w:t>
       </w:r>
       <w:r>
         <w:t xml:space="preserve"> </w:t>
@@ -467,7 +467,7 @@
           <wp:inline>
             <wp:extent cx="2286000" cy="1524000"/>
             <wp:effectExtent b="0" l="0" r="0" t="0"/>
-            <wp:docPr descr="Figure 1. Leaf weight by side of tree, with individual leaves shown." title="" id="12" name="Picture"/>
+            <wp:docPr descr="Figure 1. Leaf mass by shade, with individual leaves shown." title="" id="12" name="Picture"/>
             <a:graphic>
               <a:graphicData uri="http://schemas.openxmlformats.org/drawingml/2006/picture">
                 <pic:pic>
@@ -510,7 +510,7 @@
         <w:pStyle w:val="ImageCaption"/>
       </w:pPr>
       <w:r>
-        <w:t xml:space="preserve">Figure 1. Leaf weight by side of tree, with individual leaves shown.</w:t>
+        <w:t xml:space="preserve">Figure 1. Leaf mass by shade, with individual leaves shown.</w:t>
       </w:r>
     </w:p>
     <w:bookmarkEnd w:id="14"/>
@@ -528,7 +528,7 @@
         <w:pStyle w:val="FirstParagraph"/>
       </w:pPr>
       <w:r>
-        <w:t xml:space="preserve">Write one short paragraph here: did the data support the hypothesis? Were shady leaves heavier? Mention the size of the difference and anything you noticed in Figure 1. In Lecture 05 you will add the formal t-test result to this section.</w:t>
+        <w:t xml:space="preserve">Write one short paragraph here: did the data support the hypothesis? Were shady leaves heavier? Mention the size of the difference and anything you noticed in Figure 1. In Activity 10 you will add the formal t-test result to this section.</w:t>
       </w:r>
     </w:p>
     <w:bookmarkEnd w:id="15"/>

--- a/docs/content/quarto/leaf_report_template.docx
+++ b/docs/content/quarto/leaf_report_template.docx
@@ -31,7 +31,7 @@
         <w:pStyle w:val="Date"/>
       </w:pPr>
       <w:r>
-        <w:t xml:space="preserve">2026-09-08</w:t>
+        <w:t xml:space="preserve">2026-09-10</w:t>
       </w:r>
     </w:p>
     <w:sdt>

--- a/docs/content/quarto/leaf_report_template.docx
+++ b/docs/content/quarto/leaf_report_template.docx
@@ -31,7 +31,7 @@
         <w:pStyle w:val="Date"/>
       </w:pPr>
       <w:r>
-        <w:t xml:space="preserve">2026-09-10</w:t>
+        <w:t xml:space="preserve">2026-09-14</w:t>
       </w:r>
     </w:p>
     <w:sdt>

--- a/docs/content/quarto/leaf_report_template.docx
+++ b/docs/content/quarto/leaf_report_template.docx
@@ -1761,7 +1761,6 @@
         <w:bottom w:color="FF0000" w:space="1" w:sz="8" w:val="single"/>
         <w:right w:color="FF0000" w:space="4" w:sz="8" w:val="single"/>
       </w:pBdr>
-      <w:shd w:color="auto" w:fill="auto" w:val="pct15"/>
       <w:spacing w:after="120" w:before="120"/>
       <w:ind w:left="432" w:right="432"/>
     </w:pPr>
@@ -1782,7 +1781,6 @@
         <w:bottom w:color="auto" w:space="1" w:sz="8" w:val="single"/>
         <w:right w:color="auto" w:space="4" w:sz="8" w:val="single"/>
       </w:pBdr>
-      <w:shd w:color="auto" w:fill="auto" w:val="pct15"/>
       <w:spacing w:after="240" w:before="240"/>
       <w:ind w:left="432" w:right="432"/>
     </w:pPr>
@@ -1797,7 +1795,6 @@
     <w:qFormat/>
     <w:rsid w:val="00771E03"/>
     <w:pPr>
-      <w:shd w:color="auto" w:fill="auto" w:val="pct15"/>
       <w:spacing w:after="240" w:before="240"/>
       <w:ind w:left="432" w:right="432"/>
     </w:pPr>

--- a/docs/content/quarto/leaf_report_template.docx
+++ b/docs/content/quarto/leaf_report_template.docx
@@ -31,7 +31,7 @@
         <w:pStyle w:val="Date"/>
       </w:pPr>
       <w:r>
-        <w:t xml:space="preserve">2026-09-14</w:t>
+        <w:t xml:space="preserve">2026-09-21</w:t>
       </w:r>
     </w:p>
     <w:sdt>

--- a/docs/content/quarto/leaf_report_template.docx
+++ b/docs/content/quarto/leaf_report_template.docx
@@ -31,7 +31,7 @@
         <w:pStyle w:val="Date"/>
       </w:pPr>
       <w:r>
-        <w:t xml:space="preserve">2026-09-21</w:t>
+        <w:t xml:space="preserve">2026-09-22</w:t>
       </w:r>
     </w:p>
     <w:sdt>

--- a/docs/content/quarto/leaf_report_template.docx
+++ b/docs/content/quarto/leaf_report_template.docx
@@ -31,7 +31,7 @@
         <w:pStyle w:val="Date"/>
       </w:pPr>
       <w:r>
-        <w:t xml:space="preserve">2026-09-22</w:t>
+        <w:t xml:space="preserve">2026-09-23</w:t>
       </w:r>
     </w:p>
     <w:sdt>
